--- a/paper/ieee/NeuroTrace-DAG_IEEE_A4_Conference.docx
+++ b/paper/ieee/NeuroTrace-DAG_IEEE_A4_Conference.docx
@@ -2305,7 +2305,7 @@
           <w:i w:val="0"/>
           <w:sz w:val="20"/>
         </w:rPr>
-        <w:t>Thanks to advisors and collaborators for comments on framing and scope. Code and prereg packet: https://github.com/Hisana-07/neurotrace-dag (tag prereg-v1).</w:t>
+        <w:t>Thanks to advisors and collaborators for comments on framing and scope. Code and prereg packet: https://github.com/Oscar-man-shrestha/eval-validity-edu (tag prereg-v1).</w:t>
       </w:r>
     </w:p>
     <w:p>
@@ -2433,7 +2433,7 @@
           <w:i w:val="0"/>
           <w:sz w:val="18"/>
         </w:rPr>
-        <w:t>[7] NeuroTrace-DAG contributors, “Preregistration packet prereg-v1,” GitHub release, 2026. [Online]. Available: https://github.com/Hisana-07/neurotrace-dag/releases/tag/prereg-v1</w:t>
+        <w:t>[7] NeuroTrace-DAG contributors, “Preregistration packet prereg-v1,” GitHub release, 2026. [Online]. Available: https://github.com/Oscar-man-shrestha/eval-validity-edu/releases/tag/prereg-v1</w:t>
       </w:r>
     </w:p>
     <w:p>

--- a/paper/ieee/NeuroTrace-DAG_IEEE_A4_Conference.docx
+++ b/paper/ieee/NeuroTrace-DAG_IEEE_A4_Conference.docx
@@ -98,7 +98,7 @@
           <w:i/>
           <w:sz w:val="18"/>
         </w:rPr>
-        <w:t>Recall@K is the usual report card for next-item models on student logs. We are less sure it measures what people think it measures. On Junyi Academy (835 concepts; 27,434 / 6,290 train/test sequences), a gated ranker gets Recall@5 0.891 [0.880, 0.902], yet Recent-5 is already 0.885—within a 0.01 practical gap—so we do not claim a recommender win. The more interesting question is whether the action unit (question, skill, or topic cluster) changes which simple model looks better. We lock a small confirmatory comparison of a GRU probe against first-order Markov on Junyi timed, ASSISTments 2009, and XES3G5M, at native units and at matched clusters (~120), under a freeze holdout and Bonferroni family m_planned=6. Holdout cells stay blank until external registration and one touch-test; Junyi ranking numbers below are exploratory.</w:t>
+        <w:t>Recall@K is the usual report card for next-item models on student logs. We are less sure it measures what people think it measures. On Junyi Academy (835 concepts; 27,434 / 6,290 train/test sequences), a gated ranker gets Recall@5 0.891 [0.880, 0.902], yet Recent-5 is already 0.885—within a 0.01 practical gap—so we do not claim a recommender win. The more interesting question is whether the action unit (question, skill, or topic cluster) changes which simple model looks better. We lock a small confirmatory comparison of a GRU probe against first-order Markov on Junyi timed, ASSISTments 2009, and XES3G5M, at native units and at matched clusters (~120), under a freeze holdout and Bonferroni family m_planned=6. OSF registration is submitted (https://osf.io/24sxf); holdout cells stay blank until one touch-test. Junyi ranking numbers below are exploratory.</w:t>
       </w:r>
     </w:p>
     <w:p>
@@ -634,7 +634,7 @@
           <w:i w:val="0"/>
           <w:sz w:val="20"/>
         </w:rPr>
-        <w:t>Tag prereg-v1 freezes the protocol and artifacts. We leave the freeze-holdout scores blank until OSF/Zenodo registration and one --touch-test—that is deliberate, not incomplete drafting. Table II therefore says pending in every cell. Validation dual-map contrasts from before registration are disclosure only; please do not read them as the confirmatory answer.</w:t>
+        <w:t>Tag prereg-v1 freezes the protocol and artifacts. OSF registration is submitted (https://osf.io/24sxf; pending approval). We leave freeze-holdout scores blank until one --touch-test—that is deliberate. Table II therefore says pending in every cell. Validation dual-map contrasts from before registration are disclosure only.</w:t>
       </w:r>
     </w:p>
     <w:p>
@@ -2305,7 +2305,7 @@
           <w:i w:val="0"/>
           <w:sz w:val="20"/>
         </w:rPr>
-        <w:t>Thanks to advisors and collaborators for comments on framing and scope. Code and prereg packet: https://github.com/Oscar-man-shrestha/eval-validity-edu (tag prereg-v1).</w:t>
+        <w:t>Thanks to advisors and collaborators for comments on framing and scope. Code: https://github.com/Oscar-man-shrestha/eval-validity-edu (tag prereg-v1). OSF: https://osf.io/24sxf. Full documentation map: docs/DOCUMENTATION.md.</w:t>
       </w:r>
     </w:p>
     <w:p>
